--- a/downloads/handouts/Unit 05/Handout 05.07 - Backstitch and Whipstitch Steps.docx
+++ b/downloads/handouts/Unit 05/Handout 05.07 - Backstitch and Whipstitch Steps.docx
@@ -41,9 +41,9 @@
       <w:pPr>
         <w:pStyle w:val="Heading2"/>
       </w:pPr>
-      <w:bookmarkStart w:id="21" w:name="word-bank-in-other-languages"/>
-      <w:r>
-        <w:t xml:space="preserve">Word bank in other languages</w:t>
+      <w:bookmarkStart w:id="21" w:name="word-bank-in-spanish"/>
+      <w:r>
+        <w:t xml:space="preserve">Word bank in Spanish</w:t>
       </w:r>
       <w:bookmarkEnd w:id="21"/>
     </w:p>
@@ -54,10 +54,8 @@
         <w:tblLook w:firstRow="1"/>
       </w:tblPr>
       <w:tblGrid>
-        <w:gridCol w:w="2340"/>
-        <w:gridCol w:w="2340"/>
-        <w:gridCol w:w="2340"/>
-        <w:gridCol w:w="2340"/>
+        <w:gridCol w:w="4680"/>
+        <w:gridCol w:w="4680"/>
       </w:tblGrid>
       <w:tr>
         <w:trPr>
@@ -65,7 +63,7 @@
         </w:trPr>
         <w:tc>
           <w:tcPr>
-            <w:tcW w:type="dxa" w:w="2340"/>
+            <w:tcW w:type="dxa" w:w="4680"/>
             <w:tcBorders>
               <w:bottom w:val="single"/>
             </w:tcBorders>
@@ -83,7 +81,7 @@
         </w:tc>
         <w:tc>
           <w:tcPr>
-            <w:tcW w:type="dxa" w:w="2340"/>
+            <w:tcW w:type="dxa" w:w="4680"/>
             <w:tcBorders>
               <w:bottom w:val="single"/>
             </w:tcBorders>
@@ -95,42 +93,6 @@
               <w:jc w:val="left"/>
             </w:pPr>
             <w:r>
-              <w:t xml:space="preserve">Turkish</w:t>
-            </w:r>
-          </w:p>
-        </w:tc>
-        <w:tc>
-          <w:tcPr>
-            <w:tcW w:type="dxa" w:w="2340"/>
-            <w:tcBorders>
-              <w:bottom w:val="single"/>
-            </w:tcBorders>
-            <w:vAlign w:val="bottom"/>
-          </w:tcPr>
-          <w:p>
-            <w:pPr>
-              <w:pStyle w:val="Compact"/>
-              <w:jc w:val="left"/>
-            </w:pPr>
-            <w:r>
-              <w:t xml:space="preserve">Portuguese</w:t>
-            </w:r>
-          </w:p>
-        </w:tc>
-        <w:tc>
-          <w:tcPr>
-            <w:tcW w:type="dxa" w:w="2340"/>
-            <w:tcBorders>
-              <w:bottom w:val="single"/>
-            </w:tcBorders>
-            <w:vAlign w:val="bottom"/>
-          </w:tcPr>
-          <w:p>
-            <w:pPr>
-              <w:pStyle w:val="Compact"/>
-              <w:jc w:val="left"/>
-            </w:pPr>
-            <w:r>
               <w:t xml:space="preserve">Spanish</w:t>
             </w:r>
           </w:p>
@@ -139,7 +101,7 @@
       <w:tr>
         <w:tc>
           <w:tcPr>
-            <w:tcW w:type="dxa" w:w="2340"/>
+            <w:tcW w:type="dxa" w:w="4680"/>
           </w:tcPr>
           <w:p>
             <w:pPr>
@@ -153,35 +115,7 @@
         </w:tc>
         <w:tc>
           <w:tcPr>
-            <w:tcW w:type="dxa" w:w="2340"/>
-          </w:tcPr>
-          <w:p>
-            <w:pPr>
-              <w:pStyle w:val="Compact"/>
-              <w:jc w:val="left"/>
-            </w:pPr>
-            <w:r>
-              <w:t xml:space="preserve">dikiş yeri</w:t>
-            </w:r>
-          </w:p>
-        </w:tc>
-        <w:tc>
-          <w:tcPr>
-            <w:tcW w:type="dxa" w:w="2340"/>
-          </w:tcPr>
-          <w:p>
-            <w:pPr>
-              <w:pStyle w:val="Compact"/>
-              <w:jc w:val="left"/>
-            </w:pPr>
-            <w:r>
-              <w:t xml:space="preserve">costura</w:t>
-            </w:r>
-          </w:p>
-        </w:tc>
-        <w:tc>
-          <w:tcPr>
-            <w:tcW w:type="dxa" w:w="2340"/>
+            <w:tcW w:type="dxa" w:w="4680"/>
           </w:tcPr>
           <w:p>
             <w:pPr>
@@ -197,7 +131,7 @@
       <w:tr>
         <w:tc>
           <w:tcPr>
-            <w:tcW w:type="dxa" w:w="2340"/>
+            <w:tcW w:type="dxa" w:w="4680"/>
           </w:tcPr>
           <w:p>
             <w:pPr>
@@ -211,35 +145,7 @@
         </w:tc>
         <w:tc>
           <w:tcPr>
-            <w:tcW w:type="dxa" w:w="2340"/>
-          </w:tcPr>
-          <w:p>
-            <w:pPr>
-              <w:pStyle w:val="Compact"/>
-              <w:jc w:val="left"/>
-            </w:pPr>
-            <w:r>
-              <w:t xml:space="preserve">sağlam</w:t>
-            </w:r>
-          </w:p>
-        </w:tc>
-        <w:tc>
-          <w:tcPr>
-            <w:tcW w:type="dxa" w:w="2340"/>
-          </w:tcPr>
-          <w:p>
-            <w:pPr>
-              <w:pStyle w:val="Compact"/>
-              <w:jc w:val="left"/>
-            </w:pPr>
-            <w:r>
-              <w:t xml:space="preserve">resistente (forte)</w:t>
-            </w:r>
-          </w:p>
-        </w:tc>
-        <w:tc>
-          <w:tcPr>
-            <w:tcW w:type="dxa" w:w="2340"/>
+            <w:tcW w:type="dxa" w:w="4680"/>
           </w:tcPr>
           <w:p>
             <w:pPr>
@@ -255,7 +161,7 @@
       <w:tr>
         <w:tc>
           <w:tcPr>
-            <w:tcW w:type="dxa" w:w="2340"/>
+            <w:tcW w:type="dxa" w:w="4680"/>
           </w:tcPr>
           <w:p>
             <w:pPr>
@@ -269,35 +175,7 @@
         </w:tc>
         <w:tc>
           <w:tcPr>
-            <w:tcW w:type="dxa" w:w="2340"/>
-          </w:tcPr>
-          <w:p>
-            <w:pPr>
-              <w:pStyle w:val="Compact"/>
-              <w:jc w:val="left"/>
-            </w:pPr>
-            <w:r>
-              <w:t xml:space="preserve">kenar</w:t>
-            </w:r>
-          </w:p>
-        </w:tc>
-        <w:tc>
-          <w:tcPr>
-            <w:tcW w:type="dxa" w:w="2340"/>
-          </w:tcPr>
-          <w:p>
-            <w:pPr>
-              <w:pStyle w:val="Compact"/>
-              <w:jc w:val="left"/>
-            </w:pPr>
-            <w:r>
-              <w:t xml:space="preserve">borda</w:t>
-            </w:r>
-          </w:p>
-        </w:tc>
-        <w:tc>
-          <w:tcPr>
-            <w:tcW w:type="dxa" w:w="2340"/>
+            <w:tcW w:type="dxa" w:w="4680"/>
           </w:tcPr>
           <w:p>
             <w:pPr>
@@ -313,7 +191,7 @@
       <w:tr>
         <w:tc>
           <w:tcPr>
-            <w:tcW w:type="dxa" w:w="2340"/>
+            <w:tcW w:type="dxa" w:w="4680"/>
           </w:tcPr>
           <w:p>
             <w:pPr>
@@ -327,35 +205,7 @@
         </w:tc>
         <w:tc>
           <w:tcPr>
-            <w:tcW w:type="dxa" w:w="2340"/>
-          </w:tcPr>
-          <w:p>
-            <w:pPr>
-              <w:pStyle w:val="Compact"/>
-              <w:jc w:val="left"/>
-            </w:pPr>
-            <w:r>
-              <w:t xml:space="preserve">birleştirmek</w:t>
-            </w:r>
-          </w:p>
-        </w:tc>
-        <w:tc>
-          <w:tcPr>
-            <w:tcW w:type="dxa" w:w="2340"/>
-          </w:tcPr>
-          <w:p>
-            <w:pPr>
-              <w:pStyle w:val="Compact"/>
-              <w:jc w:val="left"/>
-            </w:pPr>
-            <w:r>
-              <w:t xml:space="preserve">juntar</w:t>
-            </w:r>
-          </w:p>
-        </w:tc>
-        <w:tc>
-          <w:tcPr>
-            <w:tcW w:type="dxa" w:w="2340"/>
+            <w:tcW w:type="dxa" w:w="4680"/>
           </w:tcPr>
           <w:p>
             <w:pPr>
@@ -371,7 +221,7 @@
       <w:tr>
         <w:tc>
           <w:tcPr>
-            <w:tcW w:type="dxa" w:w="2340"/>
+            <w:tcW w:type="dxa" w:w="4680"/>
           </w:tcPr>
           <w:p>
             <w:pPr>
@@ -385,35 +235,7 @@
         </w:tc>
         <w:tc>
           <w:tcPr>
-            <w:tcW w:type="dxa" w:w="2340"/>
-          </w:tcPr>
-          <w:p>
-            <w:pPr>
-              <w:pStyle w:val="Compact"/>
-              <w:jc w:val="left"/>
-            </w:pPr>
-            <w:r>
-              <w:t xml:space="preserve">geriye</w:t>
-            </w:r>
-          </w:p>
-        </w:tc>
-        <w:tc>
-          <w:tcPr>
-            <w:tcW w:type="dxa" w:w="2340"/>
-          </w:tcPr>
-          <w:p>
-            <w:pPr>
-              <w:pStyle w:val="Compact"/>
-              <w:jc w:val="left"/>
-            </w:pPr>
-            <w:r>
-              <w:t xml:space="preserve">para trás</w:t>
-            </w:r>
-          </w:p>
-        </w:tc>
-        <w:tc>
-          <w:tcPr>
-            <w:tcW w:type="dxa" w:w="2340"/>
+            <w:tcW w:type="dxa" w:w="4680"/>
           </w:tcPr>
           <w:p>
             <w:pPr>
@@ -429,7 +251,7 @@
       <w:tr>
         <w:tc>
           <w:tcPr>
-            <w:tcW w:type="dxa" w:w="2340"/>
+            <w:tcW w:type="dxa" w:w="4680"/>
           </w:tcPr>
           <w:p>
             <w:pPr>
@@ -443,35 +265,7 @@
         </w:tc>
         <w:tc>
           <w:tcPr>
-            <w:tcW w:type="dxa" w:w="2340"/>
-          </w:tcPr>
-          <w:p>
-            <w:pPr>
-              <w:pStyle w:val="Compact"/>
-              <w:jc w:val="left"/>
-            </w:pPr>
-            <w:r>
-              <w:t xml:space="preserve">üzerinden</w:t>
-            </w:r>
-          </w:p>
-        </w:tc>
-        <w:tc>
-          <w:tcPr>
-            <w:tcW w:type="dxa" w:w="2340"/>
-          </w:tcPr>
-          <w:p>
-            <w:pPr>
-              <w:pStyle w:val="Compact"/>
-              <w:jc w:val="left"/>
-            </w:pPr>
-            <w:r>
-              <w:t xml:space="preserve">por cima</w:t>
-            </w:r>
-          </w:p>
-        </w:tc>
-        <w:tc>
-          <w:tcPr>
-            <w:tcW w:type="dxa" w:w="2340"/>
+            <w:tcW w:type="dxa" w:w="4680"/>
           </w:tcPr>
           <w:p>
             <w:pPr>
@@ -487,7 +281,7 @@
       <w:tr>
         <w:tc>
           <w:tcPr>
-            <w:tcW w:type="dxa" w:w="2340"/>
+            <w:tcW w:type="dxa" w:w="4680"/>
           </w:tcPr>
           <w:p>
             <w:pPr>
@@ -501,35 +295,7 @@
         </w:tc>
         <w:tc>
           <w:tcPr>
-            <w:tcW w:type="dxa" w:w="2340"/>
-          </w:tcPr>
-          <w:p>
-            <w:pPr>
-              <w:pStyle w:val="Compact"/>
-              <w:jc w:val="left"/>
-            </w:pPr>
-            <w:r>
-              <w:t xml:space="preserve">kat</w:t>
-            </w:r>
-          </w:p>
-        </w:tc>
-        <w:tc>
-          <w:tcPr>
-            <w:tcW w:type="dxa" w:w="2340"/>
-          </w:tcPr>
-          <w:p>
-            <w:pPr>
-              <w:pStyle w:val="Compact"/>
-              <w:jc w:val="left"/>
-            </w:pPr>
-            <w:r>
-              <w:t xml:space="preserve">camada</w:t>
-            </w:r>
-          </w:p>
-        </w:tc>
-        <w:tc>
-          <w:tcPr>
-            <w:tcW w:type="dxa" w:w="2340"/>
+            <w:tcW w:type="dxa" w:w="4680"/>
           </w:tcPr>
           <w:p>
             <w:pPr>
@@ -545,7 +311,7 @@
       <w:tr>
         <w:tc>
           <w:tcPr>
-            <w:tcW w:type="dxa" w:w="2340"/>
+            <w:tcW w:type="dxa" w:w="4680"/>
           </w:tcPr>
           <w:p>
             <w:pPr>
@@ -559,35 +325,7 @@
         </w:tc>
         <w:tc>
           <w:tcPr>
-            <w:tcW w:type="dxa" w:w="2340"/>
-          </w:tcPr>
-          <w:p>
-            <w:pPr>
-              <w:pStyle w:val="Compact"/>
-              <w:jc w:val="left"/>
-            </w:pPr>
-            <w:r>
-              <w:t xml:space="preserve">geri dikiş</w:t>
-            </w:r>
-          </w:p>
-        </w:tc>
-        <w:tc>
-          <w:tcPr>
-            <w:tcW w:type="dxa" w:w="2340"/>
-          </w:tcPr>
-          <w:p>
-            <w:pPr>
-              <w:pStyle w:val="Compact"/>
-              <w:jc w:val="left"/>
-            </w:pPr>
-            <w:r>
-              <w:t xml:space="preserve">ponto atrás</w:t>
-            </w:r>
-          </w:p>
-        </w:tc>
-        <w:tc>
-          <w:tcPr>
-            <w:tcW w:type="dxa" w:w="2340"/>
+            <w:tcW w:type="dxa" w:w="4680"/>
           </w:tcPr>
           <w:p>
             <w:pPr>
@@ -603,7 +341,7 @@
       <w:tr>
         <w:tc>
           <w:tcPr>
-            <w:tcW w:type="dxa" w:w="2340"/>
+            <w:tcW w:type="dxa" w:w="4680"/>
           </w:tcPr>
           <w:p>
             <w:pPr>
@@ -617,35 +355,7 @@
         </w:tc>
         <w:tc>
           <w:tcPr>
-            <w:tcW w:type="dxa" w:w="2340"/>
-          </w:tcPr>
-          <w:p>
-            <w:pPr>
-              <w:pStyle w:val="Compact"/>
-              <w:jc w:val="left"/>
-            </w:pPr>
-            <w:r>
-              <w:t xml:space="preserve">sarma dikiş</w:t>
-            </w:r>
-          </w:p>
-        </w:tc>
-        <w:tc>
-          <w:tcPr>
-            <w:tcW w:type="dxa" w:w="2340"/>
-          </w:tcPr>
-          <w:p>
-            <w:pPr>
-              <w:pStyle w:val="Compact"/>
-              <w:jc w:val="left"/>
-            </w:pPr>
-            <w:r>
-              <w:t xml:space="preserve">ponto caseado simples (chuleio)</w:t>
-            </w:r>
-          </w:p>
-        </w:tc>
-        <w:tc>
-          <w:tcPr>
-            <w:tcW w:type="dxa" w:w="2340"/>
+            <w:tcW w:type="dxa" w:w="4680"/>
           </w:tcPr>
           <w:p>
             <w:pPr>
@@ -661,7 +371,7 @@
       <w:tr>
         <w:tc>
           <w:tcPr>
-            <w:tcW w:type="dxa" w:w="2340"/>
+            <w:tcW w:type="dxa" w:w="4680"/>
           </w:tcPr>
           <w:p>
             <w:pPr>
@@ -675,35 +385,7 @@
         </w:tc>
         <w:tc>
           <w:tcPr>
-            <w:tcW w:type="dxa" w:w="2340"/>
-          </w:tcPr>
-          <w:p>
-            <w:pPr>
-              <w:pStyle w:val="Compact"/>
-              <w:jc w:val="left"/>
-            </w:pPr>
-            <w:r>
-              <w:t xml:space="preserve">teyelleme</w:t>
-            </w:r>
-          </w:p>
-        </w:tc>
-        <w:tc>
-          <w:tcPr>
-            <w:tcW w:type="dxa" w:w="2340"/>
-          </w:tcPr>
-          <w:p>
-            <w:pPr>
-              <w:pStyle w:val="Compact"/>
-              <w:jc w:val="left"/>
-            </w:pPr>
-            <w:r>
-              <w:t xml:space="preserve">alinhavo</w:t>
-            </w:r>
-          </w:p>
-        </w:tc>
-        <w:tc>
-          <w:tcPr>
-            <w:tcW w:type="dxa" w:w="2340"/>
+            <w:tcW w:type="dxa" w:w="4680"/>
           </w:tcPr>
           <w:p>
             <w:pPr>
@@ -1868,8 +1550,11 @@
       </w:r>
     </w:p>
     <w:p>
-      <w:r>
-        <w:br w:type="page"/>
+      <w:pPr>
+        <w:pStyle w:val="FirstParagraph"/>
+      </w:pPr>
+      <w:r>
+        <w:t xml:space="preserve">_______________________________________________________________________</w:t>
       </w:r>
     </w:p>
     <w:p>
@@ -1895,14 +1580,17 @@
       </w:r>
     </w:p>
     <w:p>
-      <w:r>
-        <w:br w:type="page"/>
+      <w:pPr>
+        <w:pStyle w:val="FirstParagraph"/>
+      </w:pPr>
+      <w:r>
+        <w:t xml:space="preserve">_______________________________________________________________________</w:t>
       </w:r>
     </w:p>
     <w:sectPr>
       <w:headerReference w:type="default" r:id="rId9"/>
       <w:pgSz w:w="12240" w:h="15840"/>
-      <w:pgMar w:top="1440" w:bottom="1440" w:left="1440" w:right="1440" w:header="504"/>
+      <w:pgMar w:top="1008" w:bottom="1008" w:left="1008" w:right="1008" w:header="504"/>
     </w:sectPr>
   </w:body>
 </w:document>

--- a/downloads/handouts/Unit 05/Handout 05.07 - Backstitch and Whipstitch Steps.docx
+++ b/downloads/handouts/Unit 05/Handout 05.07 - Backstitch and Whipstitch Steps.docx
@@ -34,7 +34,7 @@
         <w:t xml:space="preserve"> </w:t>
       </w:r>
       <w:r>
-        <w:t xml:space="preserve">Part 1 during the slides. Part 2 is the backstitch step card. Part 3 is the whipstitch step card. Each step has one action and a picture described in words, so you can work from the sheet alone. Part 4 is the self-check and the stitch selection.</w:t>
+        <w:t xml:space="preserve">Fill in Part 1 during the slides. Part 2 is the backstitch step card. Part 3 is the whipstitch step card. Each step has one action and a picture described in words, so you can work from the sheet alone. Part 4 is the self-check and picking the right stitch.</w:t>
       </w:r>
     </w:p>
     <w:p>
@@ -423,7 +423,7 @@
         <w:t xml:space="preserve"> </w:t>
       </w:r>
       <w:r>
-        <w:t xml:space="preserve">What the thread does when you look at the cloth edge on.</w:t>
+        <w:t xml:space="preserve">Draw what the thread does when you look at the cloth from the edge.</w:t>
       </w:r>
     </w:p>
     <w:tbl>
@@ -763,7 +763,7 @@
         <w:t xml:space="preserve"> </w:t>
       </w:r>
       <w:r>
-        <w:t xml:space="preserve">Put the needle down into the hole you came up from in Step 1. That is the move that makes it a backstitch.</w:t>
+        <w:t xml:space="preserve">Put the needle down into the last hole you came up from. The first time, that is the Step 1 hole. That is the move that makes it a backstitch.</w:t>
       </w:r>
       <w:r>
         <w:t xml:space="preserve"> </w:t>
@@ -882,19 +882,19 @@
         <w:rPr>
           <w:b/>
         </w:rPr>
-        <w:t xml:space="preserve">Step 1. Line up the two edges.</w:t>
-      </w:r>
-      <w:r>
-        <w:t xml:space="preserve"> </w:t>
-      </w:r>
-      <w:r>
-        <w:t xml:space="preserve">Hold the two pieces of felt so their edges meet exactly, not overlapping.</w:t>
-      </w:r>
-      <w:r>
-        <w:t xml:space="preserve"> </w:t>
-      </w:r>
-      <w:r>
-        <w:t xml:space="preserve">Picture: two rectangles of felt side by side, their edges touching in a straight line.</w:t>
+        <w:t xml:space="preserve">Step 1. Stack the two pieces and line up the edges.</w:t>
+      </w:r>
+      <w:r>
+        <w:t xml:space="preserve"> </w:t>
+      </w:r>
+      <w:r>
+        <w:t xml:space="preserve">Put one piece of felt on top of the other. Line up the two edges so they match exactly. Neither edge sticks out past the other.</w:t>
+      </w:r>
+      <w:r>
+        <w:t xml:space="preserve"> </w:t>
+      </w:r>
+      <w:r>
+        <w:t xml:space="preserve">Picture: two rectangles of felt, one on top of the other, with one edge lined up as a single straight line.</w:t>
       </w:r>
     </w:p>
     <w:p>
@@ -911,7 +911,7 @@
         <w:t xml:space="preserve"> </w:t>
       </w:r>
       <w:r>
-        <w:t xml:space="preserve">Two or three pins, going in across the edge, heads sticking out so they are easy to pull.</w:t>
+        <w:t xml:space="preserve">Two or three pins. They go in across the edge, with the heads sticking out so they are easy to pull.</w:t>
       </w:r>
       <w:r>
         <w:t xml:space="preserve"> </w:t>
@@ -1105,7 +1105,7 @@
         <w:t xml:space="preserve"> </w:t>
       </w:r>
       <w:r>
-        <w:t xml:space="preserve">Circle one number in each row for each stitch.</w:t>
+        <w:t xml:space="preserve">Circle one number in each row for each stitch. 1 means not yet. 3 means good.</w:t>
       </w:r>
     </w:p>
     <w:tbl>
@@ -1554,7 +1554,7 @@
         <w:pStyle w:val="FirstParagraph"/>
       </w:pPr>
       <w:r>
-        <w:t xml:space="preserve">_______________________________________________________________________</w:t>
+        <w:t xml:space="preserve">Answer: _______________________________________________________________</w:t>
       </w:r>
     </w:p>
     <w:p>
@@ -1576,7 +1576,7 @@
         </w:numPr>
       </w:pPr>
       <w:r>
-        <w:t xml:space="preserve">Which of the three stitches would fix something in your own closet, and what is the something?</w:t>
+        <w:t xml:space="preserve">Name something in your own closet that needs a fix. Which of the three stitches would fix it?</w:t>
       </w:r>
     </w:p>
     <w:p>
@@ -1584,13 +1584,13 @@
         <w:pStyle w:val="FirstParagraph"/>
       </w:pPr>
       <w:r>
-        <w:t xml:space="preserve">_______________________________________________________________________</w:t>
+        <w:t xml:space="preserve">Answer: _______________________________________________________________</w:t>
       </w:r>
     </w:p>
     <w:sectPr>
       <w:headerReference w:type="default" r:id="rId9"/>
       <w:pgSz w:w="12240" w:h="15840"/>
-      <w:pgMar w:top="1008" w:bottom="1008" w:left="1008" w:right="1008" w:header="504"/>
+      <w:pgMar w:top="1440" w:bottom="1440" w:left="1440" w:right="1440" w:header="504"/>
     </w:sectPr>
   </w:body>
 </w:document>
